--- a/11-resume_generator/resume_generator_v1/template/人员简历_模板.docx
+++ b/11-resume_generator/resume_generator_v1/template/人员简历_模板.docx
@@ -24,15 +24,31 @@
         </w:tblCellMar>
       </w:tblPr>
       <w:tblGrid>
-        <w:gridCol w:w="1749"/>
-        <w:gridCol w:w="1542"/>
-        <w:gridCol w:w="956"/>
-        <w:gridCol w:w="941"/>
-        <w:gridCol w:w="926"/>
-        <w:gridCol w:w="532"/>
-        <w:gridCol w:w="1876"/>
+        <w:gridCol w:w="1782"/>
+        <w:gridCol w:w="1496"/>
+        <w:gridCol w:w="880"/>
+        <w:gridCol w:w="858"/>
+        <w:gridCol w:w="975"/>
+        <w:gridCol w:w="617"/>
+        <w:gridCol w:w="1914"/>
       </w:tblGrid>
       <w:tr>
+        <w:tblPrEx>
+          <w:tblBorders>
+            <w:top w:val="single" w:color="auto" w:sz="4" w:space="0"/>
+            <w:left w:val="single" w:color="auto" w:sz="4" w:space="0"/>
+            <w:bottom w:val="single" w:color="auto" w:sz="4" w:space="0"/>
+            <w:right w:val="single" w:color="auto" w:sz="4" w:space="0"/>
+            <w:insideH w:val="single" w:color="auto" w:sz="4" w:space="0"/>
+            <w:insideV w:val="single" w:color="auto" w:sz="4" w:space="0"/>
+          </w:tblBorders>
+          <w:tblCellMar>
+            <w:top w:w="0" w:type="dxa"/>
+            <w:left w:w="0" w:type="dxa"/>
+            <w:bottom w:w="0" w:type="dxa"/>
+            <w:right w:w="0" w:type="dxa"/>
+          </w:tblCellMar>
+        </w:tblPrEx>
         <w:trPr>
           <w:trHeight w:val="380" w:hRule="atLeast"/>
         </w:trPr>
@@ -70,6 +86,22 @@
         </w:tc>
       </w:tr>
       <w:tr>
+        <w:tblPrEx>
+          <w:tblBorders>
+            <w:top w:val="single" w:color="auto" w:sz="4" w:space="0"/>
+            <w:left w:val="single" w:color="auto" w:sz="4" w:space="0"/>
+            <w:bottom w:val="single" w:color="auto" w:sz="4" w:space="0"/>
+            <w:right w:val="single" w:color="auto" w:sz="4" w:space="0"/>
+            <w:insideH w:val="single" w:color="auto" w:sz="4" w:space="0"/>
+            <w:insideV w:val="single" w:color="auto" w:sz="4" w:space="0"/>
+          </w:tblBorders>
+          <w:tblCellMar>
+            <w:top w:w="0" w:type="dxa"/>
+            <w:left w:w="0" w:type="dxa"/>
+            <w:bottom w:w="0" w:type="dxa"/>
+            <w:right w:w="0" w:type="dxa"/>
+          </w:tblCellMar>
+        </w:tblPrEx>
         <w:trPr>
           <w:trHeight w:val="340" w:hRule="atLeast"/>
         </w:trPr>
@@ -242,6 +274,22 @@
         </w:tc>
       </w:tr>
       <w:tr>
+        <w:tblPrEx>
+          <w:tblBorders>
+            <w:top w:val="single" w:color="auto" w:sz="4" w:space="0"/>
+            <w:left w:val="single" w:color="auto" w:sz="4" w:space="0"/>
+            <w:bottom w:val="single" w:color="auto" w:sz="4" w:space="0"/>
+            <w:right w:val="single" w:color="auto" w:sz="4" w:space="0"/>
+            <w:insideH w:val="single" w:color="auto" w:sz="4" w:space="0"/>
+            <w:insideV w:val="single" w:color="auto" w:sz="4" w:space="0"/>
+          </w:tblBorders>
+          <w:tblCellMar>
+            <w:top w:w="0" w:type="dxa"/>
+            <w:left w:w="0" w:type="dxa"/>
+            <w:bottom w:w="0" w:type="dxa"/>
+            <w:right w:w="0" w:type="dxa"/>
+          </w:tblCellMar>
+        </w:tblPrEx>
         <w:trPr>
           <w:trHeight w:val="354" w:hRule="atLeast"/>
         </w:trPr>
@@ -332,8 +380,6 @@
               </w:rPr>
               <w:t>}}</w:t>
             </w:r>
-            <w:bookmarkStart w:id="3" w:name="_GoBack"/>
-            <w:bookmarkEnd w:id="3"/>
           </w:p>
         </w:tc>
         <w:tc>
@@ -389,7 +435,15 @@
                 <w:rFonts w:ascii="宋体" w:hAnsi="宋体"/>
                 <w:szCs w:val="21"/>
               </w:rPr>
-              <w:t xml:space="preserve"> BasicInfo</w:t>
+              <w:t xml:space="preserve"> </w:t>
+            </w:r>
+            <w:r>
+              <w:rPr>
+                <w:rFonts w:hint="eastAsia" w:ascii="宋体" w:hAnsi="宋体"/>
+                <w:szCs w:val="21"/>
+                <w:lang w:val="en-US" w:eastAsia="zh-CN"/>
+              </w:rPr>
+              <w:t>AddtionInfo</w:t>
             </w:r>
             <w:r>
               <w:rPr>
@@ -400,8 +454,14 @@
             </w:r>
             <w:r>
               <w:rPr>
-                <w:rFonts w:ascii="宋体" w:hAnsi="宋体"/>
-                <w:szCs w:val="21"/>
+                <w:rFonts w:ascii="宋体" w:hAnsi="宋体" w:eastAsia="宋体" w:cs="宋体"/>
+                <w:b w:val="0"/>
+                <w:bCs w:val="0"/>
+                <w:i w:val="0"/>
+                <w:iCs w:val="0"/>
+                <w:color w:val="800000"/>
+                <w:sz w:val="24"/>
+                <w:szCs w:val="24"/>
               </w:rPr>
               <w:t>GraduationSchool</w:t>
             </w:r>
@@ -416,6 +476,22 @@
         </w:tc>
       </w:tr>
       <w:tr>
+        <w:tblPrEx>
+          <w:tblBorders>
+            <w:top w:val="single" w:color="auto" w:sz="4" w:space="0"/>
+            <w:left w:val="single" w:color="auto" w:sz="4" w:space="0"/>
+            <w:bottom w:val="single" w:color="auto" w:sz="4" w:space="0"/>
+            <w:right w:val="single" w:color="auto" w:sz="4" w:space="0"/>
+            <w:insideH w:val="single" w:color="auto" w:sz="4" w:space="0"/>
+            <w:insideV w:val="single" w:color="auto" w:sz="4" w:space="0"/>
+          </w:tblBorders>
+          <w:tblCellMar>
+            <w:top w:w="0" w:type="dxa"/>
+            <w:left w:w="0" w:type="dxa"/>
+            <w:bottom w:w="0" w:type="dxa"/>
+            <w:right w:w="0" w:type="dxa"/>
+          </w:tblCellMar>
+        </w:tblPrEx>
         <w:trPr>
           <w:trHeight w:val="283" w:hRule="atLeast"/>
         </w:trPr>
@@ -561,7 +637,15 @@
                 <w:rFonts w:ascii="宋体" w:hAnsi="宋体"/>
                 <w:szCs w:val="21"/>
               </w:rPr>
-              <w:t xml:space="preserve"> BasicInfo</w:t>
+              <w:t xml:space="preserve"> </w:t>
+            </w:r>
+            <w:r>
+              <w:rPr>
+                <w:rFonts w:hint="eastAsia" w:ascii="宋体" w:hAnsi="宋体"/>
+                <w:szCs w:val="21"/>
+                <w:lang w:val="en-US" w:eastAsia="zh-CN"/>
+              </w:rPr>
+              <w:t>AddtionInfo</w:t>
             </w:r>
             <w:r>
               <w:rPr>
@@ -570,15 +654,19 @@
               </w:rPr>
               <w:t>.</w:t>
             </w:r>
-            <w:bookmarkStart w:id="1" w:name="OLE_LINK4"/>
-            <w:r>
-              <w:rPr>
-                <w:rFonts w:ascii="宋体" w:hAnsi="宋体"/>
-                <w:szCs w:val="21"/>
+            <w:r>
+              <w:rPr>
+                <w:rFonts w:ascii="宋体" w:hAnsi="宋体" w:eastAsia="宋体" w:cs="宋体"/>
+                <w:b w:val="0"/>
+                <w:bCs w:val="0"/>
+                <w:i w:val="0"/>
+                <w:iCs w:val="0"/>
+                <w:color w:val="800000"/>
+                <w:sz w:val="24"/>
+                <w:szCs w:val="24"/>
               </w:rPr>
               <w:t>HighestEducation</w:t>
             </w:r>
-            <w:bookmarkEnd w:id="1"/>
             <w:r>
               <w:rPr>
                 <w:rFonts w:hint="eastAsia" w:ascii="宋体" w:hAnsi="宋体"/>
@@ -586,10 +674,28 @@
               </w:rPr>
               <w:t>}}</w:t>
             </w:r>
+            <w:bookmarkStart w:id="2" w:name="_GoBack"/>
+            <w:bookmarkEnd w:id="2"/>
           </w:p>
         </w:tc>
       </w:tr>
       <w:tr>
+        <w:tblPrEx>
+          <w:tblBorders>
+            <w:top w:val="single" w:color="auto" w:sz="4" w:space="0"/>
+            <w:left w:val="single" w:color="auto" w:sz="4" w:space="0"/>
+            <w:bottom w:val="single" w:color="auto" w:sz="4" w:space="0"/>
+            <w:right w:val="single" w:color="auto" w:sz="4" w:space="0"/>
+            <w:insideH w:val="single" w:color="auto" w:sz="4" w:space="0"/>
+            <w:insideV w:val="single" w:color="auto" w:sz="4" w:space="0"/>
+          </w:tblBorders>
+          <w:tblCellMar>
+            <w:top w:w="0" w:type="dxa"/>
+            <w:left w:w="0" w:type="dxa"/>
+            <w:bottom w:w="0" w:type="dxa"/>
+            <w:right w:w="0" w:type="dxa"/>
+          </w:tblCellMar>
+        </w:tblPrEx>
         <w:trPr>
           <w:trHeight w:val="283" w:hRule="atLeast"/>
         </w:trPr>
@@ -760,6 +866,22 @@
         </w:tc>
       </w:tr>
       <w:tr>
+        <w:tblPrEx>
+          <w:tblBorders>
+            <w:top w:val="single" w:color="auto" w:sz="4" w:space="0"/>
+            <w:left w:val="single" w:color="auto" w:sz="4" w:space="0"/>
+            <w:bottom w:val="single" w:color="auto" w:sz="4" w:space="0"/>
+            <w:right w:val="single" w:color="auto" w:sz="4" w:space="0"/>
+            <w:insideH w:val="single" w:color="auto" w:sz="4" w:space="0"/>
+            <w:insideV w:val="single" w:color="auto" w:sz="4" w:space="0"/>
+          </w:tblBorders>
+          <w:tblCellMar>
+            <w:top w:w="0" w:type="dxa"/>
+            <w:left w:w="0" w:type="dxa"/>
+            <w:bottom w:w="0" w:type="dxa"/>
+            <w:right w:w="0" w:type="dxa"/>
+          </w:tblCellMar>
+        </w:tblPrEx>
         <w:trPr>
           <w:trHeight w:val="283" w:hRule="atLeast"/>
         </w:trPr>
@@ -851,6 +973,22 @@
         </w:tc>
       </w:tr>
       <w:tr>
+        <w:tblPrEx>
+          <w:tblBorders>
+            <w:top w:val="single" w:color="auto" w:sz="4" w:space="0"/>
+            <w:left w:val="single" w:color="auto" w:sz="4" w:space="0"/>
+            <w:bottom w:val="single" w:color="auto" w:sz="4" w:space="0"/>
+            <w:right w:val="single" w:color="auto" w:sz="4" w:space="0"/>
+            <w:insideH w:val="single" w:color="auto" w:sz="4" w:space="0"/>
+            <w:insideV w:val="single" w:color="auto" w:sz="4" w:space="0"/>
+          </w:tblBorders>
+          <w:tblCellMar>
+            <w:top w:w="0" w:type="dxa"/>
+            <w:left w:w="0" w:type="dxa"/>
+            <w:bottom w:w="0" w:type="dxa"/>
+            <w:right w:w="0" w:type="dxa"/>
+          </w:tblCellMar>
+        </w:tblPrEx>
         <w:tc>
           <w:tcPr>
             <w:tcW w:w="5000" w:type="pct"/>
@@ -887,6 +1025,22 @@
         </w:tc>
       </w:tr>
       <w:tr>
+        <w:tblPrEx>
+          <w:tblBorders>
+            <w:top w:val="single" w:color="auto" w:sz="4" w:space="0"/>
+            <w:left w:val="single" w:color="auto" w:sz="4" w:space="0"/>
+            <w:bottom w:val="single" w:color="auto" w:sz="4" w:space="0"/>
+            <w:right w:val="single" w:color="auto" w:sz="4" w:space="0"/>
+            <w:insideH w:val="single" w:color="auto" w:sz="4" w:space="0"/>
+            <w:insideV w:val="single" w:color="auto" w:sz="4" w:space="0"/>
+          </w:tblBorders>
+          <w:tblCellMar>
+            <w:top w:w="0" w:type="dxa"/>
+            <w:left w:w="0" w:type="dxa"/>
+            <w:bottom w:w="0" w:type="dxa"/>
+            <w:right w:w="0" w:type="dxa"/>
+          </w:tblCellMar>
+        </w:tblPrEx>
         <w:tc>
           <w:tcPr>
             <w:tcW w:w="1000" w:type="pct"/>
@@ -1022,6 +1176,22 @@
         </w:tc>
       </w:tr>
       <w:tr>
+        <w:tblPrEx>
+          <w:tblBorders>
+            <w:top w:val="single" w:color="auto" w:sz="4" w:space="0"/>
+            <w:left w:val="single" w:color="auto" w:sz="4" w:space="0"/>
+            <w:bottom w:val="single" w:color="auto" w:sz="4" w:space="0"/>
+            <w:right w:val="single" w:color="auto" w:sz="4" w:space="0"/>
+            <w:insideH w:val="single" w:color="auto" w:sz="4" w:space="0"/>
+            <w:insideV w:val="single" w:color="auto" w:sz="4" w:space="0"/>
+          </w:tblBorders>
+          <w:tblCellMar>
+            <w:top w:w="0" w:type="dxa"/>
+            <w:left w:w="0" w:type="dxa"/>
+            <w:bottom w:w="0" w:type="dxa"/>
+            <w:right w:w="0" w:type="dxa"/>
+          </w:tblCellMar>
+        </w:tblPrEx>
         <w:tc>
           <w:tcPr>
             <w:tcW w:w="5000" w:type="pct"/>
@@ -1072,6 +1242,22 @@
         </w:tc>
       </w:tr>
       <w:tr>
+        <w:tblPrEx>
+          <w:tblBorders>
+            <w:top w:val="single" w:color="auto" w:sz="4" w:space="0"/>
+            <w:left w:val="single" w:color="auto" w:sz="4" w:space="0"/>
+            <w:bottom w:val="single" w:color="auto" w:sz="4" w:space="0"/>
+            <w:right w:val="single" w:color="auto" w:sz="4" w:space="0"/>
+            <w:insideH w:val="single" w:color="auto" w:sz="4" w:space="0"/>
+            <w:insideV w:val="single" w:color="auto" w:sz="4" w:space="0"/>
+          </w:tblBorders>
+          <w:tblCellMar>
+            <w:top w:w="0" w:type="dxa"/>
+            <w:left w:w="0" w:type="dxa"/>
+            <w:bottom w:w="0" w:type="dxa"/>
+            <w:right w:w="0" w:type="dxa"/>
+          </w:tblCellMar>
+        </w:tblPrEx>
         <w:trPr>
           <w:trHeight w:val="339" w:hRule="atLeast"/>
         </w:trPr>
@@ -1095,7 +1281,7 @@
                 <w:szCs w:val="21"/>
               </w:rPr>
             </w:pPr>
-            <w:bookmarkStart w:id="2" w:name="_Hlk190422187"/>
+            <w:bookmarkStart w:id="1" w:name="_Hlk190422187"/>
             <w:r>
               <w:rPr>
                 <w:rFonts w:ascii="宋体" w:hAnsi="宋体"/>
@@ -1205,8 +1391,24 @@
           </w:p>
         </w:tc>
       </w:tr>
-      <w:bookmarkEnd w:id="2"/>
+      <w:bookmarkEnd w:id="1"/>
       <w:tr>
+        <w:tblPrEx>
+          <w:tblBorders>
+            <w:top w:val="single" w:color="auto" w:sz="4" w:space="0"/>
+            <w:left w:val="single" w:color="auto" w:sz="4" w:space="0"/>
+            <w:bottom w:val="single" w:color="auto" w:sz="4" w:space="0"/>
+            <w:right w:val="single" w:color="auto" w:sz="4" w:space="0"/>
+            <w:insideH w:val="single" w:color="auto" w:sz="4" w:space="0"/>
+            <w:insideV w:val="single" w:color="auto" w:sz="4" w:space="0"/>
+          </w:tblBorders>
+          <w:tblCellMar>
+            <w:top w:w="0" w:type="dxa"/>
+            <w:left w:w="0" w:type="dxa"/>
+            <w:bottom w:w="0" w:type="dxa"/>
+            <w:right w:w="0" w:type="dxa"/>
+          </w:tblCellMar>
+        </w:tblPrEx>
         <w:trPr>
           <w:trHeight w:val="339" w:hRule="atLeast"/>
         </w:trPr>
@@ -1260,6 +1462,22 @@
         </w:tc>
       </w:tr>
       <w:tr>
+        <w:tblPrEx>
+          <w:tblBorders>
+            <w:top w:val="single" w:color="auto" w:sz="4" w:space="0"/>
+            <w:left w:val="single" w:color="auto" w:sz="4" w:space="0"/>
+            <w:bottom w:val="single" w:color="auto" w:sz="4" w:space="0"/>
+            <w:right w:val="single" w:color="auto" w:sz="4" w:space="0"/>
+            <w:insideH w:val="single" w:color="auto" w:sz="4" w:space="0"/>
+            <w:insideV w:val="single" w:color="auto" w:sz="4" w:space="0"/>
+          </w:tblBorders>
+          <w:tblCellMar>
+            <w:top w:w="0" w:type="dxa"/>
+            <w:left w:w="0" w:type="dxa"/>
+            <w:bottom w:w="0" w:type="dxa"/>
+            <w:right w:w="0" w:type="dxa"/>
+          </w:tblCellMar>
+        </w:tblPrEx>
         <w:tc>
           <w:tcPr>
             <w:tcW w:w="5000" w:type="pct"/>
@@ -1296,6 +1514,22 @@
         </w:tc>
       </w:tr>
       <w:tr>
+        <w:tblPrEx>
+          <w:tblBorders>
+            <w:top w:val="single" w:color="auto" w:sz="4" w:space="0"/>
+            <w:left w:val="single" w:color="auto" w:sz="4" w:space="0"/>
+            <w:bottom w:val="single" w:color="auto" w:sz="4" w:space="0"/>
+            <w:right w:val="single" w:color="auto" w:sz="4" w:space="0"/>
+            <w:insideH w:val="single" w:color="auto" w:sz="4" w:space="0"/>
+            <w:insideV w:val="single" w:color="auto" w:sz="4" w:space="0"/>
+          </w:tblBorders>
+          <w:tblCellMar>
+            <w:top w:w="0" w:type="dxa"/>
+            <w:left w:w="0" w:type="dxa"/>
+            <w:bottom w:w="0" w:type="dxa"/>
+            <w:right w:w="0" w:type="dxa"/>
+          </w:tblCellMar>
+        </w:tblPrEx>
         <w:tc>
           <w:tcPr>
             <w:tcW w:w="1000" w:type="pct"/>
@@ -1431,6 +1665,22 @@
         </w:tc>
       </w:tr>
       <w:tr>
+        <w:tblPrEx>
+          <w:tblBorders>
+            <w:top w:val="single" w:color="auto" w:sz="4" w:space="0"/>
+            <w:left w:val="single" w:color="auto" w:sz="4" w:space="0"/>
+            <w:bottom w:val="single" w:color="auto" w:sz="4" w:space="0"/>
+            <w:right w:val="single" w:color="auto" w:sz="4" w:space="0"/>
+            <w:insideH w:val="single" w:color="auto" w:sz="4" w:space="0"/>
+            <w:insideV w:val="single" w:color="auto" w:sz="4" w:space="0"/>
+          </w:tblBorders>
+          <w:tblCellMar>
+            <w:top w:w="0" w:type="dxa"/>
+            <w:left w:w="0" w:type="dxa"/>
+            <w:bottom w:w="0" w:type="dxa"/>
+            <w:right w:w="0" w:type="dxa"/>
+          </w:tblCellMar>
+        </w:tblPrEx>
         <w:tc>
           <w:tcPr>
             <w:tcW w:w="5000" w:type="pct"/>
@@ -1481,6 +1731,22 @@
         </w:tc>
       </w:tr>
       <w:tr>
+        <w:tblPrEx>
+          <w:tblBorders>
+            <w:top w:val="single" w:color="auto" w:sz="4" w:space="0"/>
+            <w:left w:val="single" w:color="auto" w:sz="4" w:space="0"/>
+            <w:bottom w:val="single" w:color="auto" w:sz="4" w:space="0"/>
+            <w:right w:val="single" w:color="auto" w:sz="4" w:space="0"/>
+            <w:insideH w:val="single" w:color="auto" w:sz="4" w:space="0"/>
+            <w:insideV w:val="single" w:color="auto" w:sz="4" w:space="0"/>
+          </w:tblBorders>
+          <w:tblCellMar>
+            <w:top w:w="0" w:type="dxa"/>
+            <w:left w:w="0" w:type="dxa"/>
+            <w:bottom w:w="0" w:type="dxa"/>
+            <w:right w:w="0" w:type="dxa"/>
+          </w:tblCellMar>
+        </w:tblPrEx>
         <w:tc>
           <w:tcPr>
             <w:tcW w:w="1000" w:type="pct"/>
@@ -1611,6 +1877,22 @@
         </w:tc>
       </w:tr>
       <w:tr>
+        <w:tblPrEx>
+          <w:tblBorders>
+            <w:top w:val="single" w:color="auto" w:sz="4" w:space="0"/>
+            <w:left w:val="single" w:color="auto" w:sz="4" w:space="0"/>
+            <w:bottom w:val="single" w:color="auto" w:sz="4" w:space="0"/>
+            <w:right w:val="single" w:color="auto" w:sz="4" w:space="0"/>
+            <w:insideH w:val="single" w:color="auto" w:sz="4" w:space="0"/>
+            <w:insideV w:val="single" w:color="auto" w:sz="4" w:space="0"/>
+          </w:tblBorders>
+          <w:tblCellMar>
+            <w:top w:w="0" w:type="dxa"/>
+            <w:left w:w="0" w:type="dxa"/>
+            <w:bottom w:w="0" w:type="dxa"/>
+            <w:right w:w="0" w:type="dxa"/>
+          </w:tblCellMar>
+        </w:tblPrEx>
         <w:tc>
           <w:tcPr>
             <w:tcW w:w="5000" w:type="pct"/>
@@ -1661,6 +1943,22 @@
         </w:tc>
       </w:tr>
       <w:tr>
+        <w:tblPrEx>
+          <w:tblBorders>
+            <w:top w:val="single" w:color="auto" w:sz="4" w:space="0"/>
+            <w:left w:val="single" w:color="auto" w:sz="4" w:space="0"/>
+            <w:bottom w:val="single" w:color="auto" w:sz="4" w:space="0"/>
+            <w:right w:val="single" w:color="auto" w:sz="4" w:space="0"/>
+            <w:insideH w:val="single" w:color="auto" w:sz="4" w:space="0"/>
+            <w:insideV w:val="single" w:color="auto" w:sz="4" w:space="0"/>
+          </w:tblBorders>
+          <w:tblCellMar>
+            <w:top w:w="0" w:type="dxa"/>
+            <w:left w:w="0" w:type="dxa"/>
+            <w:bottom w:w="0" w:type="dxa"/>
+            <w:right w:w="0" w:type="dxa"/>
+          </w:tblCellMar>
+        </w:tblPrEx>
         <w:tc>
           <w:tcPr>
             <w:tcW w:w="5000" w:type="pct"/>
@@ -1696,6 +1994,22 @@
         </w:tc>
       </w:tr>
       <w:tr>
+        <w:tblPrEx>
+          <w:tblBorders>
+            <w:top w:val="single" w:color="auto" w:sz="4" w:space="0"/>
+            <w:left w:val="single" w:color="auto" w:sz="4" w:space="0"/>
+            <w:bottom w:val="single" w:color="auto" w:sz="4" w:space="0"/>
+            <w:right w:val="single" w:color="auto" w:sz="4" w:space="0"/>
+            <w:insideH w:val="single" w:color="auto" w:sz="4" w:space="0"/>
+            <w:insideV w:val="single" w:color="auto" w:sz="4" w:space="0"/>
+          </w:tblBorders>
+          <w:tblCellMar>
+            <w:top w:w="0" w:type="dxa"/>
+            <w:left w:w="0" w:type="dxa"/>
+            <w:bottom w:w="0" w:type="dxa"/>
+            <w:right w:w="0" w:type="dxa"/>
+          </w:tblCellMar>
+        </w:tblPrEx>
         <w:trPr>
           <w:trHeight w:val="1951" w:hRule="atLeast"/>
         </w:trPr>
@@ -1818,6 +2132,22 @@
         </w:tc>
       </w:tr>
       <w:tr>
+        <w:tblPrEx>
+          <w:tblBorders>
+            <w:top w:val="single" w:color="auto" w:sz="4" w:space="0"/>
+            <w:left w:val="single" w:color="auto" w:sz="4" w:space="0"/>
+            <w:bottom w:val="single" w:color="auto" w:sz="4" w:space="0"/>
+            <w:right w:val="single" w:color="auto" w:sz="4" w:space="0"/>
+            <w:insideH w:val="single" w:color="auto" w:sz="4" w:space="0"/>
+            <w:insideV w:val="single" w:color="auto" w:sz="4" w:space="0"/>
+          </w:tblBorders>
+          <w:tblCellMar>
+            <w:top w:w="0" w:type="dxa"/>
+            <w:left w:w="0" w:type="dxa"/>
+            <w:bottom w:w="0" w:type="dxa"/>
+            <w:right w:w="0" w:type="dxa"/>
+          </w:tblCellMar>
+        </w:tblPrEx>
         <w:trPr>
           <w:trHeight w:val="983" w:hRule="atLeast"/>
         </w:trPr>
@@ -1916,6 +2246,22 @@
         </w:tc>
       </w:tr>
       <w:tr>
+        <w:tblPrEx>
+          <w:tblBorders>
+            <w:top w:val="single" w:color="auto" w:sz="4" w:space="0"/>
+            <w:left w:val="single" w:color="auto" w:sz="4" w:space="0"/>
+            <w:bottom w:val="single" w:color="auto" w:sz="4" w:space="0"/>
+            <w:right w:val="single" w:color="auto" w:sz="4" w:space="0"/>
+            <w:insideH w:val="single" w:color="auto" w:sz="4" w:space="0"/>
+            <w:insideV w:val="single" w:color="auto" w:sz="4" w:space="0"/>
+          </w:tblBorders>
+          <w:tblCellMar>
+            <w:top w:w="0" w:type="dxa"/>
+            <w:left w:w="0" w:type="dxa"/>
+            <w:bottom w:w="0" w:type="dxa"/>
+            <w:right w:w="0" w:type="dxa"/>
+          </w:tblCellMar>
+        </w:tblPrEx>
         <w:trPr>
           <w:trHeight w:val="934" w:hRule="atLeast"/>
         </w:trPr>
@@ -2014,6 +2360,22 @@
         </w:tc>
       </w:tr>
       <w:tr>
+        <w:tblPrEx>
+          <w:tblBorders>
+            <w:top w:val="single" w:color="auto" w:sz="4" w:space="0"/>
+            <w:left w:val="single" w:color="auto" w:sz="4" w:space="0"/>
+            <w:bottom w:val="single" w:color="auto" w:sz="4" w:space="0"/>
+            <w:right w:val="single" w:color="auto" w:sz="4" w:space="0"/>
+            <w:insideH w:val="single" w:color="auto" w:sz="4" w:space="0"/>
+            <w:insideV w:val="single" w:color="auto" w:sz="4" w:space="0"/>
+          </w:tblBorders>
+          <w:tblCellMar>
+            <w:top w:w="0" w:type="dxa"/>
+            <w:left w:w="0" w:type="dxa"/>
+            <w:bottom w:w="0" w:type="dxa"/>
+            <w:right w:w="0" w:type="dxa"/>
+          </w:tblCellMar>
+        </w:tblPrEx>
         <w:trPr>
           <w:trHeight w:val="934" w:hRule="atLeast"/>
         </w:trPr>
@@ -2122,7 +2484,7 @@
   <w:docDefaults>
     <w:rPrDefault>
       <w:rPr>
-        <w:rFonts w:ascii="Calibri" w:hAnsi="Calibri" w:eastAsia="宋体" w:cs="Times New Roman"/>
+        <w:rFonts w:ascii="Times New Roman" w:hAnsi="Times New Roman" w:eastAsia="宋体" w:cs="Times New Roman"/>
       </w:rPr>
     </w:rPrDefault>
     <w:pPrDefault/>
@@ -2158,9 +2520,9 @@
     <w:lsdException w:uiPriority="39" w:name="toc 9"/>
     <w:lsdException w:uiPriority="99" w:name="Normal Indent"/>
     <w:lsdException w:uiPriority="99" w:name="footnote text"/>
-    <w:lsdException w:uiPriority="99" w:semiHidden="0" w:name="annotation text"/>
+    <w:lsdException w:qFormat="1" w:uiPriority="99" w:semiHidden="0" w:name="annotation text"/>
     <w:lsdException w:uiPriority="99" w:semiHidden="0" w:name="header"/>
-    <w:lsdException w:uiPriority="99" w:semiHidden="0" w:name="footer"/>
+    <w:lsdException w:qFormat="1" w:uiPriority="99" w:semiHidden="0" w:name="footer"/>
     <w:lsdException w:uiPriority="99" w:name="index heading"/>
     <w:lsdException w:qFormat="1" w:uiPriority="35" w:name="caption"/>
     <w:lsdException w:uiPriority="99" w:name="table of figures"/>
@@ -2193,7 +2555,7 @@
     <w:lsdException w:qFormat="1" w:unhideWhenUsed="0" w:uiPriority="10" w:semiHidden="0" w:name="Title"/>
     <w:lsdException w:uiPriority="99" w:name="Closing"/>
     <w:lsdException w:uiPriority="99" w:name="Signature"/>
-    <w:lsdException w:uiPriority="1" w:name="Default Paragraph Font"/>
+    <w:lsdException w:qFormat="1" w:uiPriority="1" w:name="Default Paragraph Font"/>
     <w:lsdException w:uiPriority="99" w:name="Body Text"/>
     <w:lsdException w:uiPriority="99" w:name="Body Text Indent"/>
     <w:lsdException w:uiPriority="99" w:name="List Continue"/>
@@ -2398,6 +2760,7 @@
     <w:name w:val="Default Paragraph Font"/>
     <w:semiHidden/>
     <w:unhideWhenUsed/>
+    <w:qFormat/>
     <w:uiPriority w:val="1"/>
   </w:style>
   <w:style w:type="table" w:default="1" w:styleId="5">
@@ -2418,6 +2781,7 @@
     <w:name w:val="annotation text"/>
     <w:basedOn w:val="1"/>
     <w:unhideWhenUsed/>
+    <w:qFormat/>
     <w:uiPriority w:val="99"/>
     <w:pPr>
       <w:jc w:val="left"/>
@@ -2428,6 +2792,7 @@
     <w:basedOn w:val="1"/>
     <w:link w:val="7"/>
     <w:unhideWhenUsed/>
+    <w:qFormat/>
     <w:uiPriority w:val="99"/>
     <w:pPr>
       <w:tabs>
@@ -2467,6 +2832,7 @@
   <w:style w:type="character" w:customStyle="1" w:styleId="7">
     <w:name w:val="页脚 字符"/>
     <w:link w:val="3"/>
+    <w:qFormat/>
     <w:uiPriority w:val="99"/>
     <w:rPr>
       <w:sz w:val="18"/>
